--- a/activities/03 - Find the Root Cause/A03-Facilitator-Guide-Find-the-Root-Cause.docx
+++ b/activities/03 - Find the Root Cause/A03-Facilitator-Guide-Find-the-Root-Cause.docx
@@ -404,7 +404,7 @@
               <w:rPr>
                 <w:sz w:val="19"/>
               </w:rPr>
-              <w:t>Write the symptom from your Lab 2 baseline at the top of templates/5-whys-template.csv — for example 'customers wait an average of 8.9 minutes against a 5-minute promise'. Start from the measured symptom, not from a theory about the cause.</w:t>
+              <w:t>Write the symptom from your Activity 2 baseline at the top of templates/5-whys-template.csv — for example 'customers wait an average of 8.9 minutes against a 5-minute promise'. Start from the measured symptom, not from a theory about the cause.</w:t>
             </w:r>
           </w:p>
         </w:tc>
@@ -614,7 +614,7 @@
               <w:rPr>
                 <w:sz w:val="19"/>
               </w:rPr>
-              <w:t>Open data/delay-reason-pareto-data.csv — the delay reasons from your Lab 2 log, counted and ranked. Read the Cumulative % column and state which few causes account for most of the problem. Remember the Pareto ranks FREQUENCY, which is usually but not always the same as importance.</w:t>
+              <w:t>Open data/delay-reason-pareto-data.csv — the delay reasons from your Activity 2 log, counted and ranked. Read the Cumulative % column and state which few causes account for most of the problem. Remember the Pareto ranks FREQUENCY, which is usually but not always the same as importance.</w:t>
             </w:r>
           </w:p>
         </w:tc>
@@ -1146,7 +1146,7 @@
           <w:color w:val="555B66"/>
           <w:sz w:val="16"/>
         </w:rPr>
-        <w:t>Certified Lean Six Sigma White Belt (CLSSWB) Training · TGS-2025053210 · Version v4 · © 2026 Tertiary Infotech Academy Pte Ltd</w:t>
+        <w:t>Certified Lean Six Sigma White Belt (CLSSWB) Training · TGS-2025053210 · Version v5 · © 2026 Tertiary Infotech Academy Pte Ltd</w:t>
       </w:r>
     </w:p>
     <w:sectPr>

--- a/activities/03 - Find the Root Cause/A03-Facilitator-Guide-Find-the-Root-Cause.docx
+++ b/activities/03 - Find the Root Cause/A03-Facilitator-Guide-Find-the-Root-Cause.docx
@@ -108,7 +108,7 @@
                 <w:color w:val="111827"/>
                 <w:sz w:val="18"/>
               </w:rPr>
-              <w:t>Hands-on Lab</w:t>
+              <w:t>Hands-on Activity</w:t>
             </w:r>
           </w:p>
         </w:tc>
@@ -1146,7 +1146,7 @@
           <w:color w:val="555B66"/>
           <w:sz w:val="16"/>
         </w:rPr>
-        <w:t>Certified Lean Six Sigma White Belt (CLSSWB) Training · TGS-2025053210 · Version v5 · © 2026 Tertiary Infotech Academy Pte Ltd</w:t>
+        <w:t>Certified Lean Six Sigma White Belt (CLSSWB) Training · TGS-2025053210 · Version v6 · © 2026 Tertiary Infotech Academy Pte Ltd</w:t>
       </w:r>
     </w:p>
     <w:sectPr>

--- a/activities/03 - Find the Root Cause/A03-Facilitator-Guide-Find-the-Root-Cause.docx
+++ b/activities/03 - Find the Root Cause/A03-Facilitator-Guide-Find-the-Root-Cause.docx
@@ -1146,7 +1146,7 @@
           <w:color w:val="555B66"/>
           <w:sz w:val="16"/>
         </w:rPr>
-        <w:t>Certified Lean Six Sigma White Belt (CLSSWB) Training · TGS-2025053210 · Version v6 · © 2026 Tertiary Infotech Academy Pte Ltd</w:t>
+        <w:t>Certified Lean Six Sigma White Belt (CLSSWB) Training · TGS-2025053210 · Version v7 · © 2026 Tertiary Infotech Academy Pte Ltd</w:t>
       </w:r>
     </w:p>
     <w:sectPr>
